--- a/examples/classification/doc/07_torch_cla_mlp.docx
+++ b/examples/classification/doc/07_torch_cla_mlp.docx
@@ -1299,7 +1299,7 @@
         <w:rPr>
           <w:rStyle w:val="VerbatimChar"/>
         </w:rPr>
-        <w:t xml:space="preserve">##   accuracy TP TN FP FN precision recall sensitivity specificity f1</w:t>
+        <w:t xml:space="preserve">##    accuracy TP TN FP FN precision recall sensitivity specificity f1</w:t>
       </w:r>
       <w:r>
         <w:br/>
@@ -1308,7 +1308,7 @@
         <w:rPr>
           <w:rStyle w:val="VerbatimChar"/>
         </w:rPr>
-        <w:t xml:space="preserve">## 1        1 11 19  0  0         1      1           1           1  1</w:t>
+        <w:t xml:space="preserve">## 1 0.9666667 11 19  0  0         1      1           1           1  1</w:t>
       </w:r>
     </w:p>
     <w:p>
@@ -1822,7 +1822,7 @@
               <a:graphicData uri="http://schemas.openxmlformats.org/drawingml/2006/picture">
                 <pic:pic>
                   <pic:nvPicPr>
-                    <pic:cNvPr descr="C:\Git\dal\daltoolboxdp\examples\classification\doc\07_torch_cla_mlp_files/b715f30b15b326d3e05820bde9d374a370189eff.png" id="11" name="Picture"/>
+                    <pic:cNvPr descr="/home/gpca/daltoolboxdp/examples/classification/doc/07_torch_cla_mlp_files/c9cd939ea416203819927642ceccb9938def8143.png" id="11" name="Picture"/>
                     <pic:cNvPicPr>
                       <a:picLocks noChangeArrowheads="1" noChangeAspect="1"/>
                     </pic:cNvPicPr>

--- a/examples/classification/doc/07_torch_cla_mlp.docx
+++ b/examples/classification/doc/07_torch_cla_mlp.docx
@@ -1299,7 +1299,7 @@
         <w:rPr>
           <w:rStyle w:val="VerbatimChar"/>
         </w:rPr>
-        <w:t xml:space="preserve">##    accuracy TP TN FP FN precision recall sensitivity specificity f1</w:t>
+        <w:t xml:space="preserve">##   accuracy TP TN FP FN precision recall sensitivity specificity f1</w:t>
       </w:r>
       <w:r>
         <w:br/>
@@ -1308,7 +1308,7 @@
         <w:rPr>
           <w:rStyle w:val="VerbatimChar"/>
         </w:rPr>
-        <w:t xml:space="preserve">## 1 0.9666667 11 19  0  0         1      1           1           1  1</w:t>
+        <w:t xml:space="preserve">## 1        1 11 19  0  0         1      1           1           1  1</w:t>
       </w:r>
     </w:p>
     <w:p>
@@ -1822,7 +1822,7 @@
               <a:graphicData uri="http://schemas.openxmlformats.org/drawingml/2006/picture">
                 <pic:pic>
                   <pic:nvPicPr>
-                    <pic:cNvPr descr="/home/gpca/daltoolboxdp/examples/classification/doc/07_torch_cla_mlp_files/c9cd939ea416203819927642ceccb9938def8143.png" id="11" name="Picture"/>
+                    <pic:cNvPr descr="/home/gpca/daltoolboxdp/examples/classification/doc/07_torch_cla_mlp_files/fac958ff45a0b66043791fdc522da929ca39a7a6.png" id="11" name="Picture"/>
                     <pic:cNvPicPr>
                       <a:picLocks noChangeArrowheads="1" noChangeAspect="1"/>
                     </pic:cNvPicPr>

--- a/examples/classification/doc/07_torch_cla_mlp.docx
+++ b/examples/classification/doc/07_torch_cla_mlp.docx
@@ -60,6 +60,45 @@
       </w:pPr>
       <w:r>
         <w:rPr>
+          <w:rStyle w:val="FunctionTok"/>
+        </w:rPr>
+        <w:t xml:space="preserve">source</w:t>
+      </w:r>
+      <w:r>
+        <w:rPr>
+          <w:rStyle w:val="NormalTok"/>
+        </w:rPr>
+        <w:t xml:space="preserve">(</w:t>
+      </w:r>
+      <w:r>
+        <w:rPr>
+          <w:rStyle w:val="FunctionTok"/>
+        </w:rPr>
+        <w:t xml:space="preserve">url</w:t>
+      </w:r>
+      <w:r>
+        <w:rPr>
+          <w:rStyle w:val="NormalTok"/>
+        </w:rPr>
+        <w:t xml:space="preserve">(</w:t>
+      </w:r>
+      <w:r>
+        <w:rPr>
+          <w:rStyle w:val="StringTok"/>
+        </w:rPr>
+        <w:t xml:space="preserve">"https://raw.githubusercontent.com/cefet-rj-dal/daltoolboxdp/main/examples/seed.R"</w:t>
+      </w:r>
+      <w:r>
+        <w:rPr>
+          <w:rStyle w:val="NormalTok"/>
+        </w:rPr>
+        <w:t xml:space="preserve">))</w:t>
+      </w:r>
+      <w:r>
+        <w:br/>
+      </w:r>
+      <w:r>
+        <w:rPr>
           <w:rStyle w:val="CommentTok"/>
         </w:rPr>
         <w:t xml:space="preserve"># Installation (if needed)</w:t>
@@ -654,6 +693,21 @@
       </w:r>
       <w:r>
         <w:br/>
+      </w:r>
+      <w:r>
+        <w:br/>
+      </w:r>
+      <w:r>
+        <w:rPr>
+          <w:rStyle w:val="FunctionTok"/>
+        </w:rPr>
+        <w:t xml:space="preserve">set_example_seed</w:t>
+      </w:r>
+      <w:r>
+        <w:rPr>
+          <w:rStyle w:val="NormalTok"/>
+        </w:rPr>
+        <w:t xml:space="preserve">()</w:t>
       </w:r>
       <w:r>
         <w:br/>
@@ -1822,7 +1876,7 @@
               <a:graphicData uri="http://schemas.openxmlformats.org/drawingml/2006/picture">
                 <pic:pic>
                   <pic:nvPicPr>
-                    <pic:cNvPr descr="/home/gpca/daltoolboxdp/examples/classification/doc/07_torch_cla_mlp_files/fac958ff45a0b66043791fdc522da929ca39a7a6.png" id="11" name="Picture"/>
+                    <pic:cNvPr descr="/home/gpca/daltoolboxdp/examples/classification/doc/07_torch_cla_mlp_files/357e267e9be50bbe80d8deb3f12a7e8a505f11d7.png" id="11" name="Picture"/>
                     <pic:cNvPicPr>
                       <a:picLocks noChangeArrowheads="1" noChangeAspect="1"/>
                     </pic:cNvPicPr>

--- a/examples/classification/doc/07_torch_cla_mlp.docx
+++ b/examples/classification/doc/07_torch_cla_mlp.docx
@@ -31,7 +31,7 @@
         <w:t xml:space="preserve"> </w:t>
       </w:r>
       <w:r>
-        <w:t xml:space="preserve">to classify the Iris dataset. The workflow mirrors the scikit-learn MLP example: split train/test, train, predict, and evaluate.</w:t>
+        <w:t xml:space="preserve">to classify the Iris dataset. The workflow mirrors the scikit-learn MLP example: split train/test, train, predict class scores, and evaluate.</w:t>
       </w:r>
     </w:p>
     <w:p>
@@ -779,109 +779,16 @@
         <w:br/>
       </w:r>
       <w:r>
-        <w:br/>
-      </w:r>
-      <w:r>
-        <w:rPr>
-          <w:rStyle w:val="NormalTok"/>
-        </w:rPr>
-        <w:t xml:space="preserve">iris_train_predictand </w:t>
-      </w:r>
-      <w:r>
-        <w:rPr>
-          <w:rStyle w:val="OtherTok"/>
-        </w:rPr>
-        <w:t xml:space="preserve">&lt;-</w:t>
-      </w:r>
-      <w:r>
-        <w:rPr>
-          <w:rStyle w:val="NormalTok"/>
-        </w:rPr>
-        <w:t xml:space="preserve"> </w:t>
-      </w:r>
-      <w:r>
         <w:rPr>
           <w:rStyle w:val="FunctionTok"/>
         </w:rPr>
-        <w:t xml:space="preserve">adjust_class_label</w:t>
-      </w:r>
-      <w:r>
-        <w:rPr>
-          <w:rStyle w:val="NormalTok"/>
-        </w:rPr>
-        <w:t xml:space="preserve">(iris_train[, </w:t>
-      </w:r>
-      <w:r>
-        <w:rPr>
-          <w:rStyle w:val="StringTok"/>
-        </w:rPr>
-        <w:t xml:space="preserve">"Species"</w:t>
-      </w:r>
-      <w:r>
-        <w:rPr>
-          <w:rStyle w:val="NormalTok"/>
-        </w:rPr>
-        <w:t xml:space="preserve">])</w:t>
-      </w:r>
-      <w:r>
-        <w:br/>
-      </w:r>
-      <w:r>
-        <w:rPr>
-          <w:rStyle w:val="NormalTok"/>
-        </w:rPr>
-        <w:t xml:space="preserve">train_eval </w:t>
-      </w:r>
-      <w:r>
-        <w:rPr>
-          <w:rStyle w:val="OtherTok"/>
-        </w:rPr>
-        <w:t xml:space="preserve">&lt;-</w:t>
-      </w:r>
-      <w:r>
-        <w:rPr>
-          <w:rStyle w:val="NormalTok"/>
-        </w:rPr>
-        <w:t xml:space="preserve"> </w:t>
-      </w:r>
-      <w:r>
-        <w:rPr>
-          <w:rStyle w:val="FunctionTok"/>
-        </w:rPr>
-        <w:t xml:space="preserve">evaluate</w:t>
-      </w:r>
-      <w:r>
-        <w:rPr>
-          <w:rStyle w:val="NormalTok"/>
-        </w:rPr>
-        <w:t xml:space="preserve">(model, iris_train_predictand, train_prediction)</w:t>
-      </w:r>
-      <w:r>
-        <w:br/>
-      </w:r>
-      <w:r>
-        <w:rPr>
-          <w:rStyle w:val="FunctionTok"/>
-        </w:rPr>
-        <w:t xml:space="preserve">print</w:t>
-      </w:r>
-      <w:r>
-        <w:rPr>
-          <w:rStyle w:val="NormalTok"/>
-        </w:rPr>
-        <w:t xml:space="preserve">(train_eval</w:t>
-      </w:r>
-      <w:r>
-        <w:rPr>
-          <w:rStyle w:val="SpecialCharTok"/>
-        </w:rPr>
-        <w:t xml:space="preserve">$</w:t>
-      </w:r>
-      <w:r>
-        <w:rPr>
-          <w:rStyle w:val="NormalTok"/>
-        </w:rPr>
-        <w:t xml:space="preserve">metrics)</w:t>
+        <w:t xml:space="preserve">head</w:t>
+      </w:r>
+      <w:r>
+        <w:rPr>
+          <w:rStyle w:val="NormalTok"/>
+        </w:rPr>
+        <w:t xml:space="preserve">(train_prediction)</w:t>
       </w:r>
     </w:p>
     <w:p>
@@ -892,6 +799,145 @@
         <w:rPr>
           <w:rStyle w:val="VerbatimChar"/>
         </w:rPr>
+        <w:t xml:space="preserve">##         setosa   versicolor    virginica</w:t>
+      </w:r>
+      <w:r>
+        <w:br/>
+      </w:r>
+      <w:r>
+        <w:rPr>
+          <w:rStyle w:val="VerbatimChar"/>
+        </w:rPr>
+        <w:t xml:space="preserve">## 1 1.100573e-03 0.9988613129 3.816258e-05</w:t>
+      </w:r>
+      <w:r>
+        <w:br/>
+      </w:r>
+      <w:r>
+        <w:rPr>
+          <w:rStyle w:val="VerbatimChar"/>
+        </w:rPr>
+        <w:t xml:space="preserve">## 2 3.800236e-12 0.0002998599 9.997002e-01</w:t>
+      </w:r>
+      <w:r>
+        <w:br/>
+      </w:r>
+      <w:r>
+        <w:rPr>
+          <w:rStyle w:val="VerbatimChar"/>
+        </w:rPr>
+        <w:t xml:space="preserve">## 3 9.995492e-01 0.0004508100 7.027206e-17</w:t>
+      </w:r>
+      <w:r>
+        <w:br/>
+      </w:r>
+      <w:r>
+        <w:rPr>
+          <w:rStyle w:val="VerbatimChar"/>
+        </w:rPr>
+        <w:t xml:space="preserve">## 4 9.995773e-01 0.0004226966 9.663944e-17</w:t>
+      </w:r>
+      <w:r>
+        <w:br/>
+      </w:r>
+      <w:r>
+        <w:rPr>
+          <w:rStyle w:val="VerbatimChar"/>
+        </w:rPr>
+        <w:t xml:space="preserve">## 5 9.445624e-05 0.9998113513 9.424398e-05</w:t>
+      </w:r>
+      <w:r>
+        <w:br/>
+      </w:r>
+      <w:r>
+        <w:rPr>
+          <w:rStyle w:val="VerbatimChar"/>
+        </w:rPr>
+        <w:t xml:space="preserve">## 6 2.291011e-05 0.9434505105 5.652662e-02</w:t>
+      </w:r>
+    </w:p>
+    <w:p>
+      <w:pPr>
+        <w:pStyle w:val="SourceCode"/>
+      </w:pPr>
+      <w:r>
+        <w:rPr>
+          <w:rStyle w:val="NormalTok"/>
+        </w:rPr>
+        <w:t xml:space="preserve">train_eval </w:t>
+      </w:r>
+      <w:r>
+        <w:rPr>
+          <w:rStyle w:val="OtherTok"/>
+        </w:rPr>
+        <w:t xml:space="preserve">&lt;-</w:t>
+      </w:r>
+      <w:r>
+        <w:rPr>
+          <w:rStyle w:val="NormalTok"/>
+        </w:rPr>
+        <w:t xml:space="preserve"> </w:t>
+      </w:r>
+      <w:r>
+        <w:rPr>
+          <w:rStyle w:val="FunctionTok"/>
+        </w:rPr>
+        <w:t xml:space="preserve">evaluate</w:t>
+      </w:r>
+      <w:r>
+        <w:rPr>
+          <w:rStyle w:val="NormalTok"/>
+        </w:rPr>
+        <w:t xml:space="preserve">(model, iris_train[, </w:t>
+      </w:r>
+      <w:r>
+        <w:rPr>
+          <w:rStyle w:val="StringTok"/>
+        </w:rPr>
+        <w:t xml:space="preserve">"Species"</w:t>
+      </w:r>
+      <w:r>
+        <w:rPr>
+          <w:rStyle w:val="NormalTok"/>
+        </w:rPr>
+        <w:t xml:space="preserve">], train_prediction)</w:t>
+      </w:r>
+      <w:r>
+        <w:br/>
+      </w:r>
+      <w:r>
+        <w:rPr>
+          <w:rStyle w:val="FunctionTok"/>
+        </w:rPr>
+        <w:t xml:space="preserve">print</w:t>
+      </w:r>
+      <w:r>
+        <w:rPr>
+          <w:rStyle w:val="NormalTok"/>
+        </w:rPr>
+        <w:t xml:space="preserve">(train_eval</w:t>
+      </w:r>
+      <w:r>
+        <w:rPr>
+          <w:rStyle w:val="SpecialCharTok"/>
+        </w:rPr>
+        <w:t xml:space="preserve">$</w:t>
+      </w:r>
+      <w:r>
+        <w:rPr>
+          <w:rStyle w:val="NormalTok"/>
+        </w:rPr>
+        <w:t xml:space="preserve">metrics)</w:t>
+      </w:r>
+    </w:p>
+    <w:p>
+      <w:pPr>
+        <w:pStyle w:val="SourceCode"/>
+      </w:pPr>
+      <w:r>
+        <w:rPr>
+          <w:rStyle w:val="VerbatimChar"/>
+        </w:rPr>
         <w:t xml:space="preserve">##   accuracy TP TN FP FN precision recall sensitivity specificity f1</w:t>
       </w:r>
       <w:r>
@@ -1246,7 +1292,7 @@
         <w:rPr>
           <w:rStyle w:val="NormalTok"/>
         </w:rPr>
-        <w:t xml:space="preserve">iris_test_predictand </w:t>
+        <w:t xml:space="preserve">test_eval </w:t>
       </w:r>
       <w:r>
         <w:rPr>
@@ -1264,13 +1310,13 @@
         <w:rPr>
           <w:rStyle w:val="FunctionTok"/>
         </w:rPr>
-        <w:t xml:space="preserve">adjust_class_label</w:t>
-      </w:r>
-      <w:r>
-        <w:rPr>
-          <w:rStyle w:val="NormalTok"/>
-        </w:rPr>
-        <w:t xml:space="preserve">(iris_test[, </w:t>
+        <w:t xml:space="preserve">evaluate</w:t>
+      </w:r>
+      <w:r>
+        <w:rPr>
+          <w:rStyle w:val="NormalTok"/>
+        </w:rPr>
+        <w:t xml:space="preserve">(model, iris_test[, </w:t>
       </w:r>
       <w:r>
         <w:rPr>
@@ -1282,40 +1328,7 @@
         <w:rPr>
           <w:rStyle w:val="NormalTok"/>
         </w:rPr>
-        <w:t xml:space="preserve">])</w:t>
-      </w:r>
-      <w:r>
-        <w:br/>
-      </w:r>
-      <w:r>
-        <w:rPr>
-          <w:rStyle w:val="NormalTok"/>
-        </w:rPr>
-        <w:t xml:space="preserve">test_eval </w:t>
-      </w:r>
-      <w:r>
-        <w:rPr>
-          <w:rStyle w:val="OtherTok"/>
-        </w:rPr>
-        <w:t xml:space="preserve">&lt;-</w:t>
-      </w:r>
-      <w:r>
-        <w:rPr>
-          <w:rStyle w:val="NormalTok"/>
-        </w:rPr>
-        <w:t xml:space="preserve"> </w:t>
-      </w:r>
-      <w:r>
-        <w:rPr>
-          <w:rStyle w:val="FunctionTok"/>
-        </w:rPr>
-        <w:t xml:space="preserve">evaluate</w:t>
-      </w:r>
-      <w:r>
-        <w:rPr>
-          <w:rStyle w:val="NormalTok"/>
-        </w:rPr>
-        <w:t xml:space="preserve">(model, iris_test_predictand, test_prediction)</w:t>
+        <w:t xml:space="preserve">], test_prediction)</w:t>
       </w:r>
       <w:r>
         <w:br/>

--- a/examples/classification/doc/07_torch_cla_mlp.docx
+++ b/examples/classification/doc/07_torch_cla_mlp.docx
@@ -808,52 +808,52 @@
         <w:rPr>
           <w:rStyle w:val="VerbatimChar"/>
         </w:rPr>
-        <w:t xml:space="preserve">## 1 1.100573e-03 0.9988613129 3.816258e-05</w:t>
-      </w:r>
-      <w:r>
-        <w:br/>
-      </w:r>
-      <w:r>
-        <w:rPr>
-          <w:rStyle w:val="VerbatimChar"/>
-        </w:rPr>
-        <w:t xml:space="preserve">## 2 3.800236e-12 0.0002998599 9.997002e-01</w:t>
-      </w:r>
-      <w:r>
-        <w:br/>
-      </w:r>
-      <w:r>
-        <w:rPr>
-          <w:rStyle w:val="VerbatimChar"/>
-        </w:rPr>
-        <w:t xml:space="preserve">## 3 9.995492e-01 0.0004508100 7.027206e-17</w:t>
-      </w:r>
-      <w:r>
-        <w:br/>
-      </w:r>
-      <w:r>
-        <w:rPr>
-          <w:rStyle w:val="VerbatimChar"/>
-        </w:rPr>
-        <w:t xml:space="preserve">## 4 9.995773e-01 0.0004226966 9.663944e-17</w:t>
-      </w:r>
-      <w:r>
-        <w:br/>
-      </w:r>
-      <w:r>
-        <w:rPr>
-          <w:rStyle w:val="VerbatimChar"/>
-        </w:rPr>
-        <w:t xml:space="preserve">## 5 9.445624e-05 0.9998113513 9.424398e-05</w:t>
-      </w:r>
-      <w:r>
-        <w:br/>
-      </w:r>
-      <w:r>
-        <w:rPr>
-          <w:rStyle w:val="VerbatimChar"/>
-        </w:rPr>
-        <w:t xml:space="preserve">## 6 2.291011e-05 0.9434505105 5.652662e-02</w:t>
+        <w:t xml:space="preserve">## 1 1.100562e-03 0.9988613129 3.816236e-05</w:t>
+      </w:r>
+      <w:r>
+        <w:br/>
+      </w:r>
+      <w:r>
+        <w:rPr>
+          <w:rStyle w:val="VerbatimChar"/>
+        </w:rPr>
+        <w:t xml:space="preserve">## 2 3.800120e-12 0.0002998593 9.997002e-01</w:t>
+      </w:r>
+      <w:r>
+        <w:br/>
+      </w:r>
+      <w:r>
+        <w:rPr>
+          <w:rStyle w:val="VerbatimChar"/>
+        </w:rPr>
+        <w:t xml:space="preserve">## 3 9.995492e-01 0.0004507977 7.026803e-17</w:t>
+      </w:r>
+      <w:r>
+        <w:br/>
+      </w:r>
+      <w:r>
+        <w:rPr>
+          <w:rStyle w:val="VerbatimChar"/>
+        </w:rPr>
+        <w:t xml:space="preserve">## 4 9.995773e-01 0.0004226853 9.663427e-17</w:t>
+      </w:r>
+      <w:r>
+        <w:br/>
+      </w:r>
+      <w:r>
+        <w:rPr>
+          <w:rStyle w:val="VerbatimChar"/>
+        </w:rPr>
+        <w:t xml:space="preserve">## 5 9.445508e-05 0.9998113513 9.424362e-05</w:t>
+      </w:r>
+      <w:r>
+        <w:br/>
+      </w:r>
+      <w:r>
+        <w:rPr>
+          <w:rStyle w:val="VerbatimChar"/>
+        </w:rPr>
+        <w:t xml:space="preserve">## 6 2.290972e-05 0.9434506297 5.652648e-02</w:t>
       </w:r>
     </w:p>
     <w:p>
@@ -1889,7 +1889,7 @@
               <a:graphicData uri="http://schemas.openxmlformats.org/drawingml/2006/picture">
                 <pic:pic>
                   <pic:nvPicPr>
-                    <pic:cNvPr descr="/home/gpca/daltoolboxdp/examples/classification/doc/07_torch_cla_mlp_files/357e267e9be50bbe80d8deb3f12a7e8a505f11d7.png" id="11" name="Picture"/>
+                    <pic:cNvPr descr="C:\Git\dal\daltoolboxdp\examples\classification\doc\07_torch_cla_mlp_files/a3b6df0b93b2e0a3f56d0d532b53b9678ccb7bab.png" id="11" name="Picture"/>
                     <pic:cNvPicPr>
                       <a:picLocks noChangeArrowheads="1" noChangeAspect="1"/>
                     </pic:cNvPicPr>

--- a/examples/classification/doc/07_torch_cla_mlp.docx
+++ b/examples/classification/doc/07_torch_cla_mlp.docx
@@ -808,52 +808,52 @@
         <w:rPr>
           <w:rStyle w:val="VerbatimChar"/>
         </w:rPr>
-        <w:t xml:space="preserve">## 1 1.100562e-03 0.9988613129 3.816236e-05</w:t>
-      </w:r>
-      <w:r>
-        <w:br/>
-      </w:r>
-      <w:r>
-        <w:rPr>
-          <w:rStyle w:val="VerbatimChar"/>
-        </w:rPr>
-        <w:t xml:space="preserve">## 2 3.800120e-12 0.0002998593 9.997002e-01</w:t>
-      </w:r>
-      <w:r>
-        <w:br/>
-      </w:r>
-      <w:r>
-        <w:rPr>
-          <w:rStyle w:val="VerbatimChar"/>
-        </w:rPr>
-        <w:t xml:space="preserve">## 3 9.995492e-01 0.0004507977 7.026803e-17</w:t>
-      </w:r>
-      <w:r>
-        <w:br/>
-      </w:r>
-      <w:r>
-        <w:rPr>
-          <w:rStyle w:val="VerbatimChar"/>
-        </w:rPr>
-        <w:t xml:space="preserve">## 4 9.995773e-01 0.0004226853 9.663427e-17</w:t>
-      </w:r>
-      <w:r>
-        <w:br/>
-      </w:r>
-      <w:r>
-        <w:rPr>
-          <w:rStyle w:val="VerbatimChar"/>
-        </w:rPr>
-        <w:t xml:space="preserve">## 5 9.445508e-05 0.9998113513 9.424362e-05</w:t>
-      </w:r>
-      <w:r>
-        <w:br/>
-      </w:r>
-      <w:r>
-        <w:rPr>
-          <w:rStyle w:val="VerbatimChar"/>
-        </w:rPr>
-        <w:t xml:space="preserve">## 6 2.290972e-05 0.9434506297 5.652648e-02</w:t>
+        <w:t xml:space="preserve">## 1 1.100573e-03 0.9988613129 3.816258e-05</w:t>
+      </w:r>
+      <w:r>
+        <w:br/>
+      </w:r>
+      <w:r>
+        <w:rPr>
+          <w:rStyle w:val="VerbatimChar"/>
+        </w:rPr>
+        <w:t xml:space="preserve">## 2 3.800236e-12 0.0002998599 9.997002e-01</w:t>
+      </w:r>
+      <w:r>
+        <w:br/>
+      </w:r>
+      <w:r>
+        <w:rPr>
+          <w:rStyle w:val="VerbatimChar"/>
+        </w:rPr>
+        <w:t xml:space="preserve">## 3 9.995492e-01 0.0004508100 7.027206e-17</w:t>
+      </w:r>
+      <w:r>
+        <w:br/>
+      </w:r>
+      <w:r>
+        <w:rPr>
+          <w:rStyle w:val="VerbatimChar"/>
+        </w:rPr>
+        <w:t xml:space="preserve">## 4 9.995773e-01 0.0004226966 9.663944e-17</w:t>
+      </w:r>
+      <w:r>
+        <w:br/>
+      </w:r>
+      <w:r>
+        <w:rPr>
+          <w:rStyle w:val="VerbatimChar"/>
+        </w:rPr>
+        <w:t xml:space="preserve">## 5 9.445624e-05 0.9998113513 9.424398e-05</w:t>
+      </w:r>
+      <w:r>
+        <w:br/>
+      </w:r>
+      <w:r>
+        <w:rPr>
+          <w:rStyle w:val="VerbatimChar"/>
+        </w:rPr>
+        <w:t xml:space="preserve">## 6 2.291011e-05 0.9434505105 5.652662e-02</w:t>
       </w:r>
     </w:p>
     <w:p>
@@ -1889,7 +1889,7 @@
               <a:graphicData uri="http://schemas.openxmlformats.org/drawingml/2006/picture">
                 <pic:pic>
                   <pic:nvPicPr>
-                    <pic:cNvPr descr="C:\Git\dal\daltoolboxdp\examples\classification\doc\07_torch_cla_mlp_files/a3b6df0b93b2e0a3f56d0d532b53b9678ccb7bab.png" id="11" name="Picture"/>
+                    <pic:cNvPr descr="/home/gpca/daltoolboxdp/examples/classification/doc/07_torch_cla_mlp_files/0848425cd73a384d8109eb50455f375d52e4c63e.png" id="11" name="Picture"/>
                     <pic:cNvPicPr>
                       <a:picLocks noChangeArrowheads="1" noChangeAspect="1"/>
                     </pic:cNvPicPr>
